--- a/Backend/Director_Disclosure/Output_Disclosures/2024-25/ADANI_GREEN_ENERGY_TWENTY_FOUR_B_LIMITED/DIR-8/DIR8_Ankit_Mohanlal_Shah_08615210.docx
+++ b/Backend/Director_Disclosure/Output_Disclosures/2024-25/ADANI_GREEN_ENERGY_TWENTY_FOUR_B_LIMITED/DIR-8/DIR8_Ankit_Mohanlal_Shah_08615210.docx
@@ -189,7 +189,7 @@
           <w:b w:val="0"/>
           <w:sz w:val="23"/>
         </w:rPr>
-        <w:t>I, Ankit Mohanlal Shah, son/daughter of Mr. {{FATHER_NAME}}, resident of 102, Nikita Flat, 38, Shrimali Society, Opp. Navrangpura Police Station, Navrangpura, Ahmedabad City, Ahmedabad,</w:t>
+        <w:t>I, ANKIT MOHANLAL SHAH, son/daughter of Mr. {{FATHER_NAME}}, resident of 102, Nikita Flat, 38, Shrimali Society, Opp. Navrangpura Police Station, Navrangpura, Ahmedabad City, Ahmedabad,</w:t>
         <w:br/>
         <w:t>Gujarat - 380009 , India hereby give notice that I am/was a Director in the following companies during the last three years:-</w:t>
       </w:r>
@@ -406,14 +406,6 @@
               <w:spacing w:after="0"/>
               <w:jc w:val="both"/>
             </w:pPr>
-            <w:r>
-              <w:rPr>
-                <w:rFonts w:ascii="Adani" w:hAnsi="Adani" w:eastAsia="Adani" w:cs="Adani"/>
-                <w:b w:val="0"/>
-                <w:sz w:val="23"/>
-              </w:rPr>
-              <w:t>ADANI RENEWABLE ENERGY HOLDING THREE LIMITED</w:t>
-            </w:r>
           </w:p>
         </w:tc>
         <w:tc>
@@ -425,14 +417,6 @@
               <w:spacing w:after="0"/>
               <w:jc w:val="center"/>
             </w:pPr>
-            <w:r>
-              <w:rPr>
-                <w:rFonts w:ascii="Adani" w:hAnsi="Adani" w:eastAsia="Adani" w:cs="Adani"/>
-                <w:b w:val="0"/>
-                <w:sz w:val="23"/>
-              </w:rPr>
-              <w:t>23/06/2025</w:t>
-            </w:r>
           </w:p>
         </w:tc>
         <w:tc>
@@ -476,14 +460,6 @@
               <w:spacing w:after="0"/>
               <w:jc w:val="both"/>
             </w:pPr>
-            <w:r>
-              <w:rPr>
-                <w:rFonts w:ascii="Adani" w:hAnsi="Adani" w:eastAsia="Adani" w:cs="Adani"/>
-                <w:b w:val="0"/>
-                <w:sz w:val="23"/>
-              </w:rPr>
-              <w:t>ADANI RENEWABLE ENERGY HOLDING FIVE LIMITED</w:t>
-            </w:r>
           </w:p>
         </w:tc>
         <w:tc>
@@ -495,644 +471,6 @@
               <w:spacing w:after="0"/>
               <w:jc w:val="center"/>
             </w:pPr>
-            <w:r>
-              <w:rPr>
-                <w:rFonts w:ascii="Adani" w:hAnsi="Adani" w:eastAsia="Adani" w:cs="Adani"/>
-                <w:b w:val="0"/>
-                <w:sz w:val="23"/>
-              </w:rPr>
-              <w:t>05/02/2025</w:t>
-            </w:r>
-          </w:p>
-        </w:tc>
-        <w:tc>
-          <w:tcPr>
-            <w:tcW w:type="dxa" w:w="2250"/>
-          </w:tcPr>
-          <w:p>
-            <w:pPr>
-              <w:spacing w:after="0"/>
-              <w:jc w:val="center"/>
-            </w:pPr>
-          </w:p>
-        </w:tc>
-      </w:tr>
-      <w:tr>
-        <w:tc>
-          <w:tcPr>
-            <w:tcW w:type="dxa" w:w="636"/>
-          </w:tcPr>
-          <w:p>
-            <w:pPr>
-              <w:spacing w:after="0"/>
-              <w:ind w:left="360"/>
-            </w:pPr>
-            <w:r>
-              <w:rPr>
-                <w:rFonts w:ascii="Adani" w:hAnsi="Adani" w:eastAsia="Adani" w:cs="Adani"/>
-                <w:b w:val="0"/>
-                <w:sz w:val="23"/>
-              </w:rPr>
-              <w:t>4</w:t>
-            </w:r>
-          </w:p>
-        </w:tc>
-        <w:tc>
-          <w:tcPr>
-            <w:tcW w:type="dxa" w:w="3864"/>
-          </w:tcPr>
-          <w:p>
-            <w:pPr>
-              <w:spacing w:after="0"/>
-              <w:jc w:val="both"/>
-            </w:pPr>
-            <w:r>
-              <w:rPr>
-                <w:rFonts w:ascii="Adani" w:hAnsi="Adani" w:eastAsia="Adani" w:cs="Adani"/>
-                <w:b w:val="0"/>
-                <w:sz w:val="23"/>
-              </w:rPr>
-              <w:t>ADANI GREEN ENERGY TWENTY FOUR B LIMITED</w:t>
-            </w:r>
-          </w:p>
-        </w:tc>
-        <w:tc>
-          <w:tcPr>
-            <w:tcW w:type="dxa" w:w="2610"/>
-          </w:tcPr>
-          <w:p>
-            <w:pPr>
-              <w:spacing w:after="0"/>
-              <w:jc w:val="center"/>
-            </w:pPr>
-            <w:r>
-              <w:rPr>
-                <w:rFonts w:ascii="Adani" w:hAnsi="Adani" w:eastAsia="Adani" w:cs="Adani"/>
-                <w:b w:val="0"/>
-                <w:sz w:val="23"/>
-              </w:rPr>
-              <w:t>29/07/2020</w:t>
-            </w:r>
-          </w:p>
-        </w:tc>
-        <w:tc>
-          <w:tcPr>
-            <w:tcW w:type="dxa" w:w="2250"/>
-          </w:tcPr>
-          <w:p>
-            <w:pPr>
-              <w:spacing w:after="0"/>
-              <w:jc w:val="center"/>
-            </w:pPr>
-          </w:p>
-        </w:tc>
-      </w:tr>
-      <w:tr>
-        <w:tc>
-          <w:tcPr>
-            <w:tcW w:type="dxa" w:w="636"/>
-          </w:tcPr>
-          <w:p>
-            <w:pPr>
-              <w:spacing w:after="0"/>
-              <w:ind w:left="360"/>
-            </w:pPr>
-            <w:r>
-              <w:rPr>
-                <w:rFonts w:ascii="Adani" w:hAnsi="Adani" w:eastAsia="Adani" w:cs="Adani"/>
-                <w:b w:val="0"/>
-                <w:sz w:val="23"/>
-              </w:rPr>
-              <w:t>5</w:t>
-            </w:r>
-          </w:p>
-        </w:tc>
-        <w:tc>
-          <w:tcPr>
-            <w:tcW w:type="dxa" w:w="3864"/>
-          </w:tcPr>
-          <w:p>
-            <w:pPr>
-              <w:spacing w:after="0"/>
-              <w:jc w:val="both"/>
-            </w:pPr>
-            <w:r>
-              <w:rPr>
-                <w:rFonts w:ascii="Adani" w:hAnsi="Adani" w:eastAsia="Adani" w:cs="Adani"/>
-                <w:b w:val="0"/>
-                <w:sz w:val="23"/>
-              </w:rPr>
-              <w:t>ADANI GREEN ENERGY TWENTY FOUR A LIMITED</w:t>
-            </w:r>
-          </w:p>
-        </w:tc>
-        <w:tc>
-          <w:tcPr>
-            <w:tcW w:type="dxa" w:w="2610"/>
-          </w:tcPr>
-          <w:p>
-            <w:pPr>
-              <w:spacing w:after="0"/>
-              <w:jc w:val="center"/>
-            </w:pPr>
-            <w:r>
-              <w:rPr>
-                <w:rFonts w:ascii="Adani" w:hAnsi="Adani" w:eastAsia="Adani" w:cs="Adani"/>
-                <w:b w:val="0"/>
-                <w:sz w:val="23"/>
-              </w:rPr>
-              <w:t>20/07/2020</w:t>
-            </w:r>
-          </w:p>
-        </w:tc>
-        <w:tc>
-          <w:tcPr>
-            <w:tcW w:type="dxa" w:w="2250"/>
-          </w:tcPr>
-          <w:p>
-            <w:pPr>
-              <w:spacing w:after="0"/>
-              <w:jc w:val="center"/>
-            </w:pPr>
-          </w:p>
-        </w:tc>
-      </w:tr>
-      <w:tr>
-        <w:tc>
-          <w:tcPr>
-            <w:tcW w:type="dxa" w:w="636"/>
-          </w:tcPr>
-          <w:p>
-            <w:pPr>
-              <w:spacing w:after="0"/>
-              <w:ind w:left="360"/>
-            </w:pPr>
-            <w:r>
-              <w:rPr>
-                <w:rFonts w:ascii="Adani" w:hAnsi="Adani" w:eastAsia="Adani" w:cs="Adani"/>
-                <w:b w:val="0"/>
-                <w:sz w:val="23"/>
-              </w:rPr>
-              <w:t>6</w:t>
-            </w:r>
-          </w:p>
-        </w:tc>
-        <w:tc>
-          <w:tcPr>
-            <w:tcW w:type="dxa" w:w="3864"/>
-          </w:tcPr>
-          <w:p>
-            <w:pPr>
-              <w:spacing w:after="0"/>
-              <w:jc w:val="both"/>
-            </w:pPr>
-            <w:r>
-              <w:rPr>
-                <w:rFonts w:ascii="Adani" w:hAnsi="Adani" w:eastAsia="Adani" w:cs="Adani"/>
-                <w:b w:val="0"/>
-                <w:sz w:val="23"/>
-              </w:rPr>
-              <w:t>ADANI GREEN ENERGY TWENTY FIVE A LIMITED</w:t>
-            </w:r>
-          </w:p>
-        </w:tc>
-        <w:tc>
-          <w:tcPr>
-            <w:tcW w:type="dxa" w:w="2610"/>
-          </w:tcPr>
-          <w:p>
-            <w:pPr>
-              <w:spacing w:after="0"/>
-              <w:jc w:val="center"/>
-            </w:pPr>
-            <w:r>
-              <w:rPr>
-                <w:rFonts w:ascii="Adani" w:hAnsi="Adani" w:eastAsia="Adani" w:cs="Adani"/>
-                <w:b w:val="0"/>
-                <w:sz w:val="23"/>
-              </w:rPr>
-              <w:t>20/07/2020</w:t>
-            </w:r>
-          </w:p>
-        </w:tc>
-        <w:tc>
-          <w:tcPr>
-            <w:tcW w:type="dxa" w:w="2250"/>
-          </w:tcPr>
-          <w:p>
-            <w:pPr>
-              <w:spacing w:after="0"/>
-              <w:jc w:val="center"/>
-            </w:pPr>
-          </w:p>
-        </w:tc>
-      </w:tr>
-      <w:tr>
-        <w:tc>
-          <w:tcPr>
-            <w:tcW w:type="dxa" w:w="636"/>
-          </w:tcPr>
-          <w:p>
-            <w:pPr>
-              <w:spacing w:after="0"/>
-              <w:ind w:left="360"/>
-            </w:pPr>
-            <w:r>
-              <w:rPr>
-                <w:rFonts w:ascii="Adani" w:hAnsi="Adani" w:eastAsia="Adani" w:cs="Adani"/>
-                <w:b w:val="0"/>
-                <w:sz w:val="23"/>
-              </w:rPr>
-              <w:t>7</w:t>
-            </w:r>
-          </w:p>
-        </w:tc>
-        <w:tc>
-          <w:tcPr>
-            <w:tcW w:type="dxa" w:w="3864"/>
-          </w:tcPr>
-          <w:p>
-            <w:pPr>
-              <w:spacing w:after="0"/>
-              <w:jc w:val="both"/>
-            </w:pPr>
-            <w:r>
-              <w:rPr>
-                <w:rFonts w:ascii="Adani" w:hAnsi="Adani" w:eastAsia="Adani" w:cs="Adani"/>
-                <w:b w:val="0"/>
-                <w:sz w:val="23"/>
-              </w:rPr>
-              <w:t>ADANI GREEN ENERGY TWENTY FIVE C LIMITED</w:t>
-            </w:r>
-          </w:p>
-        </w:tc>
-        <w:tc>
-          <w:tcPr>
-            <w:tcW w:type="dxa" w:w="2610"/>
-          </w:tcPr>
-          <w:p>
-            <w:pPr>
-              <w:spacing w:after="0"/>
-              <w:jc w:val="center"/>
-            </w:pPr>
-            <w:r>
-              <w:rPr>
-                <w:rFonts w:ascii="Adani" w:hAnsi="Adani" w:eastAsia="Adani" w:cs="Adani"/>
-                <w:b w:val="0"/>
-                <w:sz w:val="23"/>
-              </w:rPr>
-              <w:t>20/07/2020</w:t>
-            </w:r>
-          </w:p>
-        </w:tc>
-        <w:tc>
-          <w:tcPr>
-            <w:tcW w:type="dxa" w:w="2250"/>
-          </w:tcPr>
-          <w:p>
-            <w:pPr>
-              <w:spacing w:after="0"/>
-              <w:jc w:val="center"/>
-            </w:pPr>
-          </w:p>
-        </w:tc>
-      </w:tr>
-      <w:tr>
-        <w:tc>
-          <w:tcPr>
-            <w:tcW w:type="dxa" w:w="636"/>
-          </w:tcPr>
-          <w:p>
-            <w:pPr>
-              <w:spacing w:after="0"/>
-              <w:ind w:left="360"/>
-            </w:pPr>
-            <w:r>
-              <w:rPr>
-                <w:rFonts w:ascii="Adani" w:hAnsi="Adani" w:eastAsia="Adani" w:cs="Adani"/>
-                <w:b w:val="0"/>
-                <w:sz w:val="23"/>
-              </w:rPr>
-              <w:t>8</w:t>
-            </w:r>
-          </w:p>
-        </w:tc>
-        <w:tc>
-          <w:tcPr>
-            <w:tcW w:type="dxa" w:w="3864"/>
-          </w:tcPr>
-          <w:p>
-            <w:pPr>
-              <w:spacing w:after="0"/>
-              <w:jc w:val="both"/>
-            </w:pPr>
-            <w:r>
-              <w:rPr>
-                <w:rFonts w:ascii="Adani" w:hAnsi="Adani" w:eastAsia="Adani" w:cs="Adani"/>
-                <w:b w:val="0"/>
-                <w:sz w:val="23"/>
-              </w:rPr>
-              <w:t>ADANI GREEN ENERGY TWENTY FIVE B LIMITED</w:t>
-            </w:r>
-          </w:p>
-        </w:tc>
-        <w:tc>
-          <w:tcPr>
-            <w:tcW w:type="dxa" w:w="2610"/>
-          </w:tcPr>
-          <w:p>
-            <w:pPr>
-              <w:spacing w:after="0"/>
-              <w:jc w:val="center"/>
-            </w:pPr>
-            <w:r>
-              <w:rPr>
-                <w:rFonts w:ascii="Adani" w:hAnsi="Adani" w:eastAsia="Adani" w:cs="Adani"/>
-                <w:b w:val="0"/>
-                <w:sz w:val="23"/>
-              </w:rPr>
-              <w:t>05/07/2020</w:t>
-            </w:r>
-          </w:p>
-        </w:tc>
-        <w:tc>
-          <w:tcPr>
-            <w:tcW w:type="dxa" w:w="2250"/>
-          </w:tcPr>
-          <w:p>
-            <w:pPr>
-              <w:spacing w:after="0"/>
-              <w:jc w:val="center"/>
-            </w:pPr>
-          </w:p>
-        </w:tc>
-      </w:tr>
-      <w:tr>
-        <w:tc>
-          <w:tcPr>
-            <w:tcW w:type="dxa" w:w="636"/>
-          </w:tcPr>
-          <w:p>
-            <w:pPr>
-              <w:spacing w:after="0"/>
-              <w:ind w:left="360"/>
-            </w:pPr>
-            <w:r>
-              <w:rPr>
-                <w:rFonts w:ascii="Adani" w:hAnsi="Adani" w:eastAsia="Adani" w:cs="Adani"/>
-                <w:b w:val="0"/>
-                <w:sz w:val="23"/>
-              </w:rPr>
-              <w:t>9</w:t>
-            </w:r>
-          </w:p>
-        </w:tc>
-        <w:tc>
-          <w:tcPr>
-            <w:tcW w:type="dxa" w:w="3864"/>
-          </w:tcPr>
-          <w:p>
-            <w:pPr>
-              <w:spacing w:after="0"/>
-              <w:jc w:val="both"/>
-            </w:pPr>
-            <w:r>
-              <w:rPr>
-                <w:rFonts w:ascii="Adani" w:hAnsi="Adani" w:eastAsia="Adani" w:cs="Adani"/>
-                <w:b w:val="0"/>
-                <w:sz w:val="23"/>
-              </w:rPr>
-              <w:t>ADANI GREEN ENERGY TWENTY FOUR C LIMITED</w:t>
-            </w:r>
-          </w:p>
-        </w:tc>
-        <w:tc>
-          <w:tcPr>
-            <w:tcW w:type="dxa" w:w="2610"/>
-          </w:tcPr>
-          <w:p>
-            <w:pPr>
-              <w:spacing w:after="0"/>
-              <w:jc w:val="center"/>
-            </w:pPr>
-            <w:r>
-              <w:rPr>
-                <w:rFonts w:ascii="Adani" w:hAnsi="Adani" w:eastAsia="Adani" w:cs="Adani"/>
-                <w:b w:val="0"/>
-                <w:sz w:val="23"/>
-              </w:rPr>
-              <w:t>05/07/2020</w:t>
-            </w:r>
-          </w:p>
-        </w:tc>
-        <w:tc>
-          <w:tcPr>
-            <w:tcW w:type="dxa" w:w="2250"/>
-          </w:tcPr>
-          <w:p>
-            <w:pPr>
-              <w:spacing w:after="0"/>
-              <w:jc w:val="center"/>
-            </w:pPr>
-          </w:p>
-        </w:tc>
-      </w:tr>
-      <w:tr>
-        <w:tc>
-          <w:tcPr>
-            <w:tcW w:type="dxa" w:w="636"/>
-          </w:tcPr>
-          <w:p>
-            <w:pPr>
-              <w:spacing w:after="0"/>
-              <w:ind w:left="360"/>
-            </w:pPr>
-            <w:r>
-              <w:rPr>
-                <w:rFonts w:ascii="Adani" w:hAnsi="Adani" w:eastAsia="Adani" w:cs="Adani"/>
-                <w:b w:val="0"/>
-                <w:sz w:val="23"/>
-              </w:rPr>
-              <w:t>10</w:t>
-            </w:r>
-          </w:p>
-        </w:tc>
-        <w:tc>
-          <w:tcPr>
-            <w:tcW w:type="dxa" w:w="3864"/>
-          </w:tcPr>
-          <w:p>
-            <w:pPr>
-              <w:spacing w:after="0"/>
-              <w:jc w:val="both"/>
-            </w:pPr>
-            <w:r>
-              <w:rPr>
-                <w:rFonts w:ascii="Adani" w:hAnsi="Adani" w:eastAsia="Adani" w:cs="Adani"/>
-                <w:b w:val="0"/>
-                <w:sz w:val="23"/>
-              </w:rPr>
-              <w:t>ADANI RENEWABLE ENERGY PARK RAJASTHAN LIMITED</w:t>
-            </w:r>
-          </w:p>
-        </w:tc>
-        <w:tc>
-          <w:tcPr>
-            <w:tcW w:type="dxa" w:w="2610"/>
-          </w:tcPr>
-          <w:p>
-            <w:pPr>
-              <w:spacing w:after="0"/>
-              <w:jc w:val="center"/>
-            </w:pPr>
-            <w:r>
-              <w:rPr>
-                <w:rFonts w:ascii="Adani" w:hAnsi="Adani" w:eastAsia="Adani" w:cs="Adani"/>
-                <w:b w:val="0"/>
-                <w:sz w:val="23"/>
-              </w:rPr>
-              <w:t>12/02/2020</w:t>
-            </w:r>
-          </w:p>
-        </w:tc>
-        <w:tc>
-          <w:tcPr>
-            <w:tcW w:type="dxa" w:w="2250"/>
-          </w:tcPr>
-          <w:p>
-            <w:pPr>
-              <w:spacing w:after="0"/>
-              <w:jc w:val="center"/>
-            </w:pPr>
-          </w:p>
-        </w:tc>
-      </w:tr>
-      <w:tr>
-        <w:tc>
-          <w:tcPr>
-            <w:tcW w:type="dxa" w:w="636"/>
-          </w:tcPr>
-          <w:p>
-            <w:pPr>
-              <w:spacing w:after="0"/>
-              <w:ind w:left="360"/>
-            </w:pPr>
-            <w:r>
-              <w:rPr>
-                <w:rFonts w:ascii="Adani" w:hAnsi="Adani" w:eastAsia="Adani" w:cs="Adani"/>
-                <w:b w:val="0"/>
-                <w:sz w:val="23"/>
-              </w:rPr>
-              <w:t>11</w:t>
-            </w:r>
-          </w:p>
-        </w:tc>
-        <w:tc>
-          <w:tcPr>
-            <w:tcW w:type="dxa" w:w="3864"/>
-          </w:tcPr>
-          <w:p>
-            <w:pPr>
-              <w:spacing w:after="0"/>
-              <w:jc w:val="both"/>
-            </w:pPr>
-            <w:r>
-              <w:rPr>
-                <w:rFonts w:ascii="Adani" w:hAnsi="Adani" w:eastAsia="Adani" w:cs="Adani"/>
-                <w:b w:val="0"/>
-                <w:sz w:val="23"/>
-              </w:rPr>
-              <w:t>ADANI GREEN ENERGY (UP) LIMITED</w:t>
-            </w:r>
-          </w:p>
-        </w:tc>
-        <w:tc>
-          <w:tcPr>
-            <w:tcW w:type="dxa" w:w="2610"/>
-          </w:tcPr>
-          <w:p>
-            <w:pPr>
-              <w:spacing w:after="0"/>
-              <w:jc w:val="center"/>
-            </w:pPr>
-            <w:r>
-              <w:rPr>
-                <w:rFonts w:ascii="Adani" w:hAnsi="Adani" w:eastAsia="Adani" w:cs="Adani"/>
-                <w:b w:val="0"/>
-                <w:sz w:val="23"/>
-              </w:rPr>
-              <w:t>22/11/2019</w:t>
-            </w:r>
-          </w:p>
-        </w:tc>
-        <w:tc>
-          <w:tcPr>
-            <w:tcW w:type="dxa" w:w="2250"/>
-          </w:tcPr>
-          <w:p>
-            <w:pPr>
-              <w:spacing w:after="0"/>
-              <w:jc w:val="center"/>
-            </w:pPr>
-          </w:p>
-        </w:tc>
-      </w:tr>
-      <w:tr>
-        <w:tc>
-          <w:tcPr>
-            <w:tcW w:type="dxa" w:w="636"/>
-          </w:tcPr>
-          <w:p>
-            <w:pPr>
-              <w:spacing w:after="0"/>
-              <w:ind w:left="360"/>
-            </w:pPr>
-            <w:r>
-              <w:rPr>
-                <w:rFonts w:ascii="Adani" w:hAnsi="Adani" w:eastAsia="Adani" w:cs="Adani"/>
-                <w:b w:val="0"/>
-                <w:sz w:val="23"/>
-              </w:rPr>
-              <w:t>12</w:t>
-            </w:r>
-          </w:p>
-        </w:tc>
-        <w:tc>
-          <w:tcPr>
-            <w:tcW w:type="dxa" w:w="3864"/>
-          </w:tcPr>
-          <w:p>
-            <w:pPr>
-              <w:spacing w:after="0"/>
-              <w:jc w:val="both"/>
-            </w:pPr>
-            <w:r>
-              <w:rPr>
-                <w:rFonts w:ascii="Adani" w:hAnsi="Adani" w:eastAsia="Adani" w:cs="Adani"/>
-                <w:b w:val="0"/>
-                <w:sz w:val="23"/>
-              </w:rPr>
-              <w:t>ADANI RENEWABLE ENERGY HOLDING ONE LIMITED</w:t>
-            </w:r>
-          </w:p>
-        </w:tc>
-        <w:tc>
-          <w:tcPr>
-            <w:tcW w:type="dxa" w:w="2610"/>
-          </w:tcPr>
-          <w:p>
-            <w:pPr>
-              <w:spacing w:after="0"/>
-              <w:jc w:val="center"/>
-            </w:pPr>
-            <w:r>
-              <w:rPr>
-                <w:rFonts w:ascii="Adani" w:hAnsi="Adani" w:eastAsia="Adani" w:cs="Adani"/>
-                <w:b w:val="0"/>
-                <w:sz w:val="23"/>
-              </w:rPr>
-              <w:t>22/11/2019</w:t>
-            </w:r>
           </w:p>
         </w:tc>
         <w:tc>
@@ -1203,7 +541,7 @@
         </w:rPr>
         <w:t xml:space="preserve">Name           </w:t>
         <w:tab/>
-        <w:t xml:space="preserve">:  Ankit Mohanlal Shah</w:t>
+        <w:t xml:space="preserve">:  ANKIT MOHANLAL SHAH</w:t>
       </w:r>
     </w:p>
     <w:p>
@@ -1247,7 +585,7 @@
           <w:b w:val="0"/>
           <w:sz w:val="23"/>
         </w:rPr>
-        <w:t xml:space="preserve">Date: 04th May, 2026</w:t>
+        <w:t xml:space="preserve">Date: 15th May, 2026</w:t>
         <w:tab/>
       </w:r>
     </w:p>
